--- a/content/sop/docx/SOP-107 Hot Food Case Temperature Control.docx
+++ b/content/sop/docx/SOP-107 Hot Food Case Temperature Control.docx
@@ -23,7 +23,7 @@
         <w:pStyle w:val="DocumentMeta"/>
       </w:pPr>
       <w:r>
-        <w:t xml:space="preserve">Owner: Brightpath Convenience - Food and Beverage Standards</w:t>
+        <w:t xml:space="preserve">Owner: Circle K - Food and Beverage Standards</w:t>
       </w:r>
     </w:p>
     <w:p>
@@ -36,7 +36,7 @@
     </w:p>
     <w:p>
       <w:r>
-        <w:t xml:space="preserve">Hold prepared food at Brightpath Convenience Store 223 at a safe temperature, discard it on time, and keep a temperature record that shows both what was measured and what was done about it.</w:t>
+        <w:t xml:space="preserve">Hold prepared food at Circle K Store 223 at a safe temperature, discard it on time, and keep a temperature record that shows both what was measured and what was done about it.</w:t>
       </w:r>
     </w:p>
     <w:p>
